--- a/notes/Goals/Career/Sachin_Koli_LinkedIn.docx
+++ b/notes/Goals/Career/Sachin_Koli_LinkedIn.docx
@@ -383,7 +383,7 @@
           <w:sz w:val="16"/>
           <w:szCs w:val="16"/>
         </w:rPr>
-        <w:t xml:space="preserve">Right now I architect the batch and real-time streaming platform for a UK tier-1 retail bank: event-driven ingestion on Confluent Kafka, orchestration across Cloud Composer and a legacy enterprise scheduler, modelling in BigQuery and dbt, all of it provisioned through Terraform and CI/CD. The interesting part is not any single tool — it is making a modern cloud stack and a twenty-year-old on-premise estate agree with each other, reliably, every night.</w:t>
+        <w:t xml:space="preserve">Right now I architect the batch and real-time streaming platform for a UK tier-1 retail bank, and the move of its enterprise data warehouse onto a cloud-native one: event-driven ingestion on Confluent Kafka and Pub/Sub, a shared ingestion service on Kubernetes, orchestration across Cloud Composer and a legacy enterprise scheduler, modelling in BigQuery and dbt, all of it provisioned through Terraform and CI/CD. The interesting part is not any single tool — it is making a modern cloud stack and a twenty-year-old on-premise estate agree with each other, reliably, every night, and writing the decisions down so the next team can see why.</w:t>
       </w:r>
     </w:p>
     <w:p>
@@ -403,7 +403,7 @@
           <w:sz w:val="16"/>
           <w:szCs w:val="16"/>
         </w:rPr>
-        <w:t xml:space="preserve">Before the data platform I spent four years on digital cards at the same bank, moving Add-to-Wallet, card controls and View-PIN from on-premise onto Google Cloud. The self-serve fraud journey I architected won at the Banking Tech Awards 2024 and the Card &amp; Payments Awards 2025 — it took fraud reporting out of the call-centre queue and gave it to the customer.</w:t>
+        <w:t xml:space="preserve">Before the data platform I spent four years on cards and payments at the same bank: first putting its card brands into the mobile wallets and scheme click-to-pay, then migrating the whole card-journey estate onto cloud microservices behind an API gateway. The self-serve fraud journey I architected won at the Banking Tech Awards 2024 and the Card &amp; Payments Awards 2025 — it took fraud reporting out of the call-centre queue and gave it to the customer.</w:t>
       </w:r>
     </w:p>
     <w:p>
@@ -555,7 +555,7 @@
           <w:sz w:val="16"/>
           <w:szCs w:val="16"/>
         </w:rPr>
-        <w:t xml:space="preserve">Data platform and digital cards architecture for a UK tier-1 retail bank.</w:t>
+        <w:t xml:space="preserve">Data platform and cards &amp; payments architecture for a UK tier-1 retail bank — five years, three platforms.</w:t>
       </w:r>
       <w:r>
         <w:br/>
@@ -591,19 +591,31 @@
           <w:sz w:val="16"/>
           <w:szCs w:val="16"/>
         </w:rPr>
-        <w:t xml:space="preserve"> • Architected end-to-end batch and real-time streaming data platform on Google Cloud supporting analytics, operational reporting and ML workloads.</w:t>
-      </w:r>
-      <w:r>
-        <w:br/>
-      </w:r>
-      <w:r>
-        <w:rPr>
-          <w:rFonts w:ascii="Consolas" w:cs="Consolas" w:eastAsia="Consolas" w:hAnsi="Consolas"/>
-          <w:color w:val="1A1D21"/>
-          <w:sz w:val="16"/>
-          <w:szCs w:val="16"/>
-        </w:rPr>
-        <w:t xml:space="preserve"> • Engineered high-availability event-driven ingestion on Confluent Kafka with Python for low-latency data delivery.</w:t>
+        <w:t xml:space="preserve"> • Architected the migration of an enterprise data warehouse onto a cloud-native data platform, covering ingestion, curation and consumption.</w:t>
+      </w:r>
+      <w:r>
+        <w:br/>
+      </w:r>
+      <w:r>
+        <w:rPr>
+          <w:rFonts w:ascii="Consolas" w:cs="Consolas" w:eastAsia="Consolas" w:hAnsi="Consolas"/>
+          <w:color w:val="1A1D21"/>
+          <w:sz w:val="16"/>
+          <w:szCs w:val="16"/>
+        </w:rPr>
+        <w:t xml:space="preserve"> • Authored the shared batch ingestion service design — Kubernetes-hosted ingestion, object-storage landing zones, BigQuery targets, Cloud Composer orchestration and CI — adopted as the standard onboarding pattern for source systems.</w:t>
+      </w:r>
+      <w:r>
+        <w:br/>
+      </w:r>
+      <w:r>
+        <w:rPr>
+          <w:rFonts w:ascii="Consolas" w:cs="Consolas" w:eastAsia="Consolas" w:hAnsi="Consolas"/>
+          <w:color w:val="1A1D21"/>
+          <w:sz w:val="16"/>
+          <w:szCs w:val="16"/>
+        </w:rPr>
+        <w:t xml:space="preserve"> • Engineered high-availability event-driven ingestion on Confluent Kafka and Pub/Sub with Python for low-latency data delivery.</w:t>
       </w:r>
       <w:r>
         <w:br/>
@@ -627,31 +639,43 @@
           <w:sz w:val="16"/>
           <w:szCs w:val="16"/>
         </w:rPr>
-        <w:t xml:space="preserve"> • Designed BigQuery warehouse schemas and modular dbt transformation pipelines with enforced data quality and lineage.</w:t>
-      </w:r>
-      <w:r>
-        <w:br/>
-      </w:r>
-      <w:r>
-        <w:rPr>
-          <w:rFonts w:ascii="Consolas" w:cs="Consolas" w:eastAsia="Consolas" w:hAnsi="Consolas"/>
-          <w:color w:val="1A1D21"/>
-          <w:sz w:val="16"/>
-          <w:szCs w:val="16"/>
-        </w:rPr>
-        <w:t xml:space="preserve"> • Standardised infrastructure with Terraform — Composer environments, BigQuery datasets, Kafka connectors, IAM — integrated into CI/CD to cut configuration drift and deployment time.</w:t>
-      </w:r>
-      <w:r>
-        <w:br/>
-      </w:r>
-      <w:r>
-        <w:rPr>
-          <w:rFonts w:ascii="Consolas" w:cs="Consolas" w:eastAsia="Consolas" w:hAnsi="Consolas"/>
-          <w:color w:val="1A1D21"/>
-          <w:sz w:val="16"/>
-          <w:szCs w:val="16"/>
-        </w:rPr>
-        <w:t xml:space="preserve"> • Implemented BigQuery cost and governance optimisation, reducing compute overhead while improving query performance.</w:t>
+        <w:t xml:space="preserve"> • Designed BigQuery warehouse schemas and modular dbt transformation pipelines with delta-load audit tables, enforced data quality and end-to-end lineage.</w:t>
+      </w:r>
+      <w:r>
+        <w:br/>
+      </w:r>
+      <w:r>
+        <w:rPr>
+          <w:rFonts w:ascii="Consolas" w:cs="Consolas" w:eastAsia="Consolas" w:hAnsi="Consolas"/>
+          <w:color w:val="1A1D21"/>
+          <w:sz w:val="16"/>
+          <w:szCs w:val="16"/>
+        </w:rPr>
+        <w:t xml:space="preserve"> • Authored the architecture decision baseline for a behavioural data-product layer on BigQuery — nested schema modelling, partitioning and clustering strategy, and an identifier strategy that achieved exact parity with the incumbent analytics dashboards while removing sessionization compute.</w:t>
+      </w:r>
+      <w:r>
+        <w:br/>
+      </w:r>
+      <w:r>
+        <w:rPr>
+          <w:rFonts w:ascii="Consolas" w:cs="Consolas" w:eastAsia="Consolas" w:hAnsi="Consolas"/>
+          <w:color w:val="1A1D21"/>
+          <w:sz w:val="16"/>
+          <w:szCs w:val="16"/>
+        </w:rPr>
+        <w:t xml:space="preserve"> • Standardised infrastructure with Terraform — Composer environments, BigQuery datasets, IAM — integrated into CI/CD to cut configuration drift and deployment time.</w:t>
+      </w:r>
+      <w:r>
+        <w:br/>
+      </w:r>
+      <w:r>
+        <w:rPr>
+          <w:rFonts w:ascii="Consolas" w:cs="Consolas" w:eastAsia="Consolas" w:hAnsi="Consolas"/>
+          <w:color w:val="1A1D21"/>
+          <w:sz w:val="16"/>
+          <w:szCs w:val="16"/>
+        </w:rPr>
+        <w:t xml:space="preserve"> • Designed platform FinOps controls: rightsizing, autoscaling, storage tiering and lifecycle policy.</w:t>
       </w:r>
       <w:r>
         <w:br/>
@@ -675,31 +699,67 @@
           <w:sz w:val="16"/>
           <w:szCs w:val="16"/>
         </w:rPr>
-        <w:t xml:space="preserve"> Digital Cards Modernisation (2022 – Jul 2025)</w:t>
-      </w:r>
-      <w:r>
-        <w:br/>
-      </w:r>
-      <w:r>
-        <w:rPr>
-          <w:rFonts w:ascii="Consolas" w:cs="Consolas" w:eastAsia="Consolas" w:hAnsi="Consolas"/>
-          <w:color w:val="1A1D21"/>
-          <w:sz w:val="16"/>
-          <w:szCs w:val="16"/>
-        </w:rPr>
-        <w:t xml:space="preserve"> • Led end-to-end modernisation of digital card features — Add to Wallet, card controls, View PIN/Card — migrating from on-premise to Google Cloud.</w:t>
-      </w:r>
-      <w:r>
-        <w:br/>
-      </w:r>
-      <w:r>
-        <w:rPr>
-          <w:rFonts w:ascii="Consolas" w:cs="Consolas" w:eastAsia="Consolas" w:hAnsi="Consolas"/>
-          <w:color w:val="1A1D21"/>
-          <w:sz w:val="16"/>
-          <w:szCs w:val="16"/>
-        </w:rPr>
-        <w:t xml:space="preserve"> • Architected secure, scalable microservices and cross-cloud API patterns meeting banking compliance and performance requirements.</w:t>
+        <w:t xml:space="preserve"> Card Platform Modernisation on Cloud (2024 – Jul 2025)</w:t>
+      </w:r>
+      <w:r>
+        <w:br/>
+      </w:r>
+      <w:r>
+        <w:rPr>
+          <w:rFonts w:ascii="Consolas" w:cs="Consolas" w:eastAsia="Consolas" w:hAnsi="Consolas"/>
+          <w:color w:val="1A1D21"/>
+          <w:sz w:val="16"/>
+          <w:szCs w:val="16"/>
+        </w:rPr>
+        <w:t xml:space="preserve"> • Owned the solution design migrating an entire card-journey estate — controls, limits, freeze, wallet provisioning, view card and PIN — from on-premise to cloud microservices behind an API gateway, sequenced across three release tranches.</w:t>
+      </w:r>
+      <w:r>
+        <w:br/>
+      </w:r>
+      <w:r>
+        <w:rPr>
+          <w:rFonts w:ascii="Consolas" w:cs="Consolas" w:eastAsia="Consolas" w:hAnsi="Consolas"/>
+          <w:color w:val="1A1D21"/>
+          <w:sz w:val="16"/>
+          <w:szCs w:val="16"/>
+        </w:rPr>
+        <w:t xml:space="preserve"> • Authored and secured approval for the identity and authentication onboarding pattern adopted across the estate, from a ten-criteria options analysis.</w:t>
+      </w:r>
+      <w:r>
+        <w:br/>
+      </w:r>
+      <w:r>
+        <w:rPr>
+          <w:rFonts w:ascii="Consolas" w:cs="Consolas" w:eastAsia="Consolas" w:hAnsi="Consolas"/>
+          <w:color w:val="1A1D21"/>
+          <w:sz w:val="16"/>
+          <w:szCs w:val="16"/>
+        </w:rPr>
+        <w:t xml:space="preserve"> • Designed shared scheme-connectivity microservices reused across feature teams on a common certificate-management pattern.</w:t>
+      </w:r>
+      <w:r>
+        <w:br/>
+      </w:r>
+      <w:r>
+        <w:rPr>
+          <w:rFonts w:ascii="Consolas" w:cs="Consolas" w:eastAsia="Consolas" w:hAnsi="Consolas"/>
+          <w:color w:val="1A1D21"/>
+          <w:sz w:val="16"/>
+          <w:szCs w:val="16"/>
+        </w:rPr>
+        <w:t xml:space="preserve"> </w:t>
+      </w:r>
+      <w:r>
+        <w:br/>
+      </w:r>
+      <w:r>
+        <w:rPr>
+          <w:rFonts w:ascii="Consolas" w:cs="Consolas" w:eastAsia="Consolas" w:hAnsi="Consolas"/>
+          <w:color w:val="1A1D21"/>
+          <w:sz w:val="16"/>
+          <w:szCs w:val="16"/>
+        </w:rPr>
+        <w:t xml:space="preserve"> Digital Wallets, Click to Pay &amp; Card Controls (2021 – 2024)</w:t>
       </w:r>
       <w:r>
         <w:br/>
@@ -723,6 +783,30 @@
           <w:sz w:val="16"/>
           <w:szCs w:val="16"/>
         </w:rPr>
+        <w:t xml:space="preserve"> • Authored the solution designs enabling four card brands in the major mobile wallets and in scheme click-to-pay, covering push provisioning, card registration and scheme token handling.</w:t>
+      </w:r>
+      <w:r>
+        <w:br/>
+      </w:r>
+      <w:r>
+        <w:rPr>
+          <w:rFonts w:ascii="Consolas" w:cs="Consolas" w:eastAsia="Consolas" w:hAnsi="Consolas"/>
+          <w:color w:val="1A1D21"/>
+          <w:sz w:val="16"/>
+          <w:szCs w:val="16"/>
+        </w:rPr>
+        <w:t xml:space="preserve"> • Designed payment-token security to PCI standards — token generation, PGP key exchange with the wallet provider, and HSM-backed key storage.</w:t>
+      </w:r>
+      <w:r>
+        <w:br/>
+      </w:r>
+      <w:r>
+        <w:rPr>
+          <w:rFonts w:ascii="Consolas" w:cs="Consolas" w:eastAsia="Consolas" w:hAnsi="Consolas"/>
+          <w:color w:val="1A1D21"/>
+          <w:sz w:val="16"/>
+          <w:szCs w:val="16"/>
+        </w:rPr>
         <w:t xml:space="preserve"> </w:t>
       </w:r>
       <w:r>
@@ -735,7 +819,7 @@
           <w:sz w:val="16"/>
           <w:szCs w:val="16"/>
         </w:rPr>
-        <w:t xml:space="preserve"> Kafka · BigQuery · dbt · Airflow · Terraform · GCP · microservices · payments</w:t>
+        <w:t xml:space="preserve"> Kafka · BigQuery · dbt · Airflow · Terraform · Kubernetes · GCP · microservices · payments</w:t>
       </w:r>
     </w:p>
     <w:p>

--- a/notes/Goals/Career/Sachin_Koli_LinkedIn.docx
+++ b/notes/Goals/Career/Sachin_Koli_LinkedIn.docx
@@ -87,11 +87,204 @@
     </w:p>
     <w:p>
       <w:pPr>
+        <w:spacing w:after="0" w:before="0" w:line="235" w:lineRule="exact"/>
+      </w:pPr>
+      <w:r>
+        <w:rPr>
+          <w:rFonts w:ascii="Arial" w:cs="Arial" w:eastAsia="Arial" w:hAnsi="Arial"/>
+          <w:b/>
+          <w:bCs/>
+          <w:color w:val="1A1D21"/>
+          <w:sz w:val="17"/>
+          <w:szCs w:val="17"/>
+        </w:rPr>
+        <w:t xml:space="preserve">Settled 2026-09-03 — do not re-litigate this while editing.</w:t>
+      </w:r>
+      <w:r>
+        <w:rPr>
+          <w:rFonts w:ascii="Arial" w:cs="Arial" w:eastAsia="Arial" w:hAnsi="Arial"/>
+          <w:color w:val="5A646C"/>
+          <w:sz w:val="17"/>
+          <w:szCs w:val="17"/>
+        </w:rPr>
+        <w:t xml:space="preserve"> Three reasons the rule holds, in order of weight. </w:t>
+      </w:r>
+      <w:r>
+        <w:rPr>
+          <w:rFonts w:ascii="Arial" w:cs="Arial" w:eastAsia="Arial" w:hAnsi="Arial"/>
+          <w:b/>
+          <w:bCs/>
+          <w:color w:val="5A646C"/>
+          <w:sz w:val="17"/>
+          <w:szCs w:val="17"/>
+        </w:rPr>
+        <w:t xml:space="preserve">(1) The trade is bad.</w:t>
+      </w:r>
+      <w:r>
+        <w:rPr>
+          <w:rFonts w:ascii="Arial" w:cs="Arial" w:eastAsia="Arial" w:hAnsi="Arial"/>
+          <w:color w:val="5A646C"/>
+          <w:sz w:val="17"/>
+          <w:szCs w:val="17"/>
+        </w:rPr>
+        <w:t xml:space="preserve"> "UK tier-1 retail bank" plus card journeys plus GCP narrows it to about five institutions for anyone in that market — the scale already signals, so the logo adds almost nothing while carrying real cost. </w:t>
+      </w:r>
+      <w:r>
+        <w:rPr>
+          <w:rFonts w:ascii="Arial" w:cs="Arial" w:eastAsia="Arial" w:hAnsi="Arial"/>
+          <w:b/>
+          <w:bCs/>
+          <w:color w:val="5A646C"/>
+          <w:sz w:val="17"/>
+          <w:szCs w:val="17"/>
+        </w:rPr>
+        <w:t xml:space="preserve">(2) The risk is asymmetric in time.</w:t>
+      </w:r>
+      <w:r>
+        <w:rPr>
+          <w:rFonts w:ascii="Arial" w:cs="Arial" w:eastAsia="Arial" w:hAnsi="Arial"/>
+          <w:color w:val="5A646C"/>
+          <w:sz w:val="17"/>
+          <w:szCs w:val="17"/>
+        </w:rPr>
+        <w:t xml:space="preserve"> He is still on the engagement. The same line is unremarkable two years after he leaves, so there is no reason to pay now for a benefit available later for free. </w:t>
+      </w:r>
+      <w:r>
+        <w:rPr>
+          <w:rFonts w:ascii="Arial" w:cs="Arial" w:eastAsia="Arial" w:hAnsi="Arial"/>
+          <w:b/>
+          <w:bCs/>
+          <w:color w:val="5A646C"/>
+          <w:sz w:val="17"/>
+          <w:szCs w:val="17"/>
+        </w:rPr>
+        <w:t xml:space="preserve">(3) The realistic downside is not legal.</w:t>
+      </w:r>
+      <w:r>
+        <w:rPr>
+          <w:rFonts w:ascii="Arial" w:cs="Arial" w:eastAsia="Arial" w:hAnsi="Arial"/>
+          <w:color w:val="5A646C"/>
+          <w:sz w:val="17"/>
+          <w:szCs w:val="17"/>
+        </w:rPr>
+        <w:t xml:space="preserve"> The binding restriction usually sits in the supplier's master agreement with the client, not in his own contract; what actually happens is a vendor-management or account conversation landing on him while he still works there.</w:t>
+      </w:r>
+    </w:p>
+    <w:p>
+      <w:pPr>
+        <w:spacing w:after="0" w:before="60" w:line="235" w:lineRule="exact"/>
+      </w:pPr>
+      <w:r>
+        <w:rPr>
+          <w:rFonts w:ascii="Arial" w:cs="Arial" w:eastAsia="Arial" w:hAnsi="Arial"/>
+          <w:b/>
+          <w:bCs/>
+          <w:color w:val="1A1D21"/>
+          <w:sz w:val="17"/>
+          <w:szCs w:val="17"/>
+        </w:rPr>
+        <w:t xml:space="preserve">Yes, the awards partly de-anonymise the client — and the position still holds.</w:t>
+      </w:r>
+      <w:r>
+        <w:rPr>
+          <w:rFonts w:ascii="Arial" w:cs="Arial" w:eastAsia="Arial" w:hAnsi="Arial"/>
+          <w:color w:val="5A646C"/>
+          <w:sz w:val="17"/>
+          <w:szCs w:val="17"/>
+        </w:rPr>
+        <w:t xml:space="preserve"> Award winners are published, so "Banking Tech Awards 2024" plus "a UK tier-1 retail bank" can be resolved in one search. Keep both anyway: </w:t>
+      </w:r>
+      <w:r>
+        <w:rPr>
+          <w:rFonts w:ascii="Arial" w:cs="Arial" w:eastAsia="Arial" w:hAnsi="Arial"/>
+          <w:b/>
+          <w:bCs/>
+          <w:color w:val="1A1D21"/>
+          <w:sz w:val="17"/>
+          <w:szCs w:val="17"/>
+        </w:rPr>
+        <w:t xml:space="preserve">he is responsible for what he publishes, not for what a reader deduces.</w:t>
+      </w:r>
+      <w:r>
+        <w:rPr>
+          <w:rFonts w:ascii="Arial" w:cs="Arial" w:eastAsia="Arial" w:hAnsi="Arial"/>
+          <w:color w:val="5A646C"/>
+          <w:sz w:val="17"/>
+          <w:szCs w:val="17"/>
+        </w:rPr>
+        <w:t xml:space="preserve"> The awards are public information he is entitled to associate himself with, and he has disclosed no client relationship. That distinction is the one a policy review would actually draw, and it holds.</w:t>
+      </w:r>
+    </w:p>
+    <w:p>
+      <w:pPr>
+        <w:spacing w:after="0" w:before="60" w:line="235" w:lineRule="exact"/>
+      </w:pPr>
+      <w:r>
+        <w:rPr>
+          <w:rFonts w:ascii="Arial" w:cs="Arial" w:eastAsia="Arial" w:hAnsi="Arial"/>
+          <w:b/>
+          <w:bCs/>
+          <w:color w:val="1A1D21"/>
+          <w:sz w:val="17"/>
+          <w:szCs w:val="17"/>
+        </w:rPr>
+        <w:t xml:space="preserve">His employment terms are not on record.</w:t>
+      </w:r>
+      <w:r>
+        <w:rPr>
+          <w:rFonts w:ascii="Arial" w:cs="Arial" w:eastAsia="Arial" w:hAnsi="Arial"/>
+          <w:color w:val="5A646C"/>
+          <w:sz w:val="17"/>
+          <w:szCs w:val="17"/>
+        </w:rPr>
+        <w:t xml:space="preserve"> Nothing in this repo states what his TCS contract says about naming clients — the offer, appointment and experience letters sit in Dropbox </w:t>
+      </w:r>
+      <w:r>
+        <w:rPr>
+          <w:rFonts w:ascii="Arial" w:cs="Arial" w:eastAsia="Arial" w:hAnsi="Arial"/>
+          <w:color w:val="5A646C"/>
+          <w:sz w:val="17"/>
+          <w:szCs w:val="17"/>
+        </w:rPr>
+        <w:t xml:space="preserve">/Cloud Documents/Sachin/Career/</w:t>
+      </w:r>
+      <w:r>
+        <w:rPr>
+          <w:rFonts w:ascii="Arial" w:cs="Arial" w:eastAsia="Arial" w:hAnsi="Arial"/>
+          <w:color w:val="5A646C"/>
+          <w:sz w:val="17"/>
+          <w:szCs w:val="17"/>
+        </w:rPr>
+        <w:t xml:space="preserve"> and have never been read in. The reasoning above is about the </w:t>
+      </w:r>
+      <w:r>
+        <w:rPr>
+          <w:rFonts w:ascii="Arial" w:cs="Arial" w:eastAsia="Arial" w:hAnsi="Arial"/>
+          <w:i/>
+          <w:iCs/>
+          <w:color w:val="5A646C"/>
+          <w:sz w:val="17"/>
+          <w:szCs w:val="17"/>
+        </w:rPr>
+        <w:t xml:space="preserve">shape</w:t>
+      </w:r>
+      <w:r>
+        <w:rPr>
+          <w:rFonts w:ascii="Arial" w:cs="Arial" w:eastAsia="Arial" w:hAnsi="Arial"/>
+          <w:color w:val="5A646C"/>
+          <w:sz w:val="17"/>
+          <w:szCs w:val="17"/>
+        </w:rPr>
+        <w:t xml:space="preserve"> of the risk, not a reading of his paperwork. If those letters ever land in the repo, revisit this note and replace inference with terms.</w:t>
+      </w:r>
+    </w:p>
+    <w:p>
+      <w:pPr>
         <w:keepNext/>
         <w:pBdr>
           <w:bottom w:val="single" w:color="0B5C4D" w:sz="6" w:space="2"/>
         </w:pBdr>
-        <w:spacing w:after="60" w:before="60" w:line="230" w:lineRule="exact"/>
+        <w:spacing w:after="60" w:before="240" w:line="230" w:lineRule="exact"/>
       </w:pPr>
       <w:r>
         <w:rPr>
@@ -131,7 +324,7 @@
           <w:sz w:val="16"/>
           <w:szCs w:val="16"/>
         </w:rPr>
-        <w:t xml:space="preserve">205 of 220 characters</w:t>
+        <w:t xml:space="preserve">204 of 220 characters</w:t>
       </w:r>
       <w:r>
         <w:rPr>
@@ -162,7 +355,7 @@
           <w:sz w:val="16"/>
           <w:szCs w:val="16"/>
         </w:rPr>
-        <w:t xml:space="preserve">Solution Architect — Cloud Data &amp; AI Platforms | GCP Certified Professional Data Engineer | Kafka, BigQuery, dbt, Airflow, Terraform | Award-winning fraud journeys (Banking Tech 2024, Card &amp; Payments 2025)</w:t>
+        <w:t xml:space="preserve">Solution Architect — Cloud Data &amp; AI Platforms | GCP Certified Professional Data Engineer | Kafka, BigQuery, dbt, Airflow, Terraform | Award-winning fraud journey (Banking Tech 2024, Card &amp; Payments 2025)</w:t>
       </w:r>
     </w:p>
     <w:p>
@@ -2672,6 +2865,111 @@
     </w:p>
     <w:p>
       <w:pPr>
+        <w:keepNext/>
+        <w:spacing w:after="60" w:before="0" w:line="230" w:lineRule="exact"/>
+      </w:pPr>
+      <w:r>
+        <w:rPr>
+          <w:rFonts w:ascii="Arial" w:cs="Arial" w:eastAsia="Arial" w:hAnsi="Arial"/>
+          <w:i/>
+          <w:iCs/>
+          <w:color w:val="5A646C"/>
+          <w:sz w:val="16"/>
+          <w:szCs w:val="16"/>
+        </w:rPr>
+        <w:t xml:space="preserve">Profile → Honors &amp; awards · LinkedIn stores four fields per entry: </w:t>
+      </w:r>
+      <w:r>
+        <w:rPr>
+          <w:rFonts w:ascii="Arial" w:cs="Arial" w:eastAsia="Arial" w:hAnsi="Arial"/>
+          <w:b/>
+          <w:bCs/>
+          <w:color w:val="0B5C4D"/>
+          <w:sz w:val="16"/>
+          <w:szCs w:val="16"/>
+        </w:rPr>
+        <w:t xml:space="preserve">Title</w:t>
+      </w:r>
+      <w:r>
+        <w:rPr>
+          <w:rFonts w:ascii="Arial" w:cs="Arial" w:eastAsia="Arial" w:hAnsi="Arial"/>
+          <w:i/>
+          <w:iCs/>
+          <w:color w:val="5A646C"/>
+          <w:sz w:val="16"/>
+          <w:szCs w:val="16"/>
+        </w:rPr>
+        <w:t xml:space="preserve">, </w:t>
+      </w:r>
+      <w:r>
+        <w:rPr>
+          <w:rFonts w:ascii="Arial" w:cs="Arial" w:eastAsia="Arial" w:hAnsi="Arial"/>
+          <w:b/>
+          <w:bCs/>
+          <w:color w:val="0B5C4D"/>
+          <w:sz w:val="16"/>
+          <w:szCs w:val="16"/>
+        </w:rPr>
+        <w:t xml:space="preserve">Issuer</w:t>
+      </w:r>
+      <w:r>
+        <w:rPr>
+          <w:rFonts w:ascii="Arial" w:cs="Arial" w:eastAsia="Arial" w:hAnsi="Arial"/>
+          <w:i/>
+          <w:iCs/>
+          <w:color w:val="5A646C"/>
+          <w:sz w:val="16"/>
+          <w:szCs w:val="16"/>
+        </w:rPr>
+        <w:t xml:space="preserve">, </w:t>
+      </w:r>
+      <w:r>
+        <w:rPr>
+          <w:rFonts w:ascii="Arial" w:cs="Arial" w:eastAsia="Arial" w:hAnsi="Arial"/>
+          <w:b/>
+          <w:bCs/>
+          <w:color w:val="0B5C4D"/>
+          <w:sz w:val="16"/>
+          <w:szCs w:val="16"/>
+        </w:rPr>
+        <w:t xml:space="preserve">Issue date</w:t>
+      </w:r>
+      <w:r>
+        <w:rPr>
+          <w:rFonts w:ascii="Arial" w:cs="Arial" w:eastAsia="Arial" w:hAnsi="Arial"/>
+          <w:i/>
+          <w:iCs/>
+          <w:color w:val="5A646C"/>
+          <w:sz w:val="16"/>
+          <w:szCs w:val="16"/>
+        </w:rPr>
+        <w:t xml:space="preserve">, </w:t>
+      </w:r>
+      <w:r>
+        <w:rPr>
+          <w:rFonts w:ascii="Arial" w:cs="Arial" w:eastAsia="Arial" w:hAnsi="Arial"/>
+          <w:b/>
+          <w:bCs/>
+          <w:color w:val="0B5C4D"/>
+          <w:sz w:val="16"/>
+          <w:szCs w:val="16"/>
+        </w:rPr>
+        <w:t xml:space="preserve">Description</w:t>
+      </w:r>
+      <w:r>
+        <w:rPr>
+          <w:rFonts w:ascii="Arial" w:cs="Arial" w:eastAsia="Arial" w:hAnsi="Arial"/>
+          <w:i/>
+          <w:iCs/>
+          <w:color w:val="5A646C"/>
+          <w:sz w:val="16"/>
+          <w:szCs w:val="16"/>
+        </w:rPr>
+        <w:t xml:space="preserve">. Fill all four — a bare title reads as unverifiable.</w:t>
+      </w:r>
+    </w:p>
+    <w:p>
+      <w:pPr>
         <w:keepLines/>
         <w:pBdr>
           <w:left w:val="single" w:color="0B5C4D" w:sz="20" w:space="4"/>
@@ -2683,28 +2981,300 @@
       <w:r>
         <w:rPr>
           <w:rFonts w:ascii="Consolas" w:cs="Consolas" w:eastAsia="Consolas" w:hAnsi="Consolas"/>
-          <w:color w:val="1A1D21"/>
-          <w:sz w:val="16"/>
-          <w:szCs w:val="16"/>
-        </w:rPr>
-        <w:t xml:space="preserve">Banking Tech Awards 2024 — award-winning self-serve fraud journey</w:t>
-      </w:r>
-      <w:r>
-        <w:br/>
-      </w:r>
-      <w:r>
-        <w:rPr>
-          <w:rFonts w:ascii="Consolas" w:cs="Consolas" w:eastAsia="Consolas" w:hAnsi="Consolas"/>
-          <w:color w:val="1A1D21"/>
-          <w:sz w:val="16"/>
-          <w:szCs w:val="16"/>
-        </w:rPr>
-        <w:t xml:space="preserve"> Card &amp; Payments Awards 2025 — award-winning self-serve fraud journey</w:t>
+          <w:b/>
+          <w:bCs/>
+          <w:color w:val="1A1D21"/>
+          <w:sz w:val="16"/>
+          <w:szCs w:val="16"/>
+        </w:rPr>
+        <w:t xml:space="preserve">Title:</w:t>
+      </w:r>
+      <w:r>
+        <w:rPr>
+          <w:rFonts w:ascii="Consolas" w:cs="Consolas" w:eastAsia="Consolas" w:hAnsi="Consolas"/>
+          <w:color w:val="1A1D21"/>
+          <w:sz w:val="16"/>
+          <w:szCs w:val="16"/>
+        </w:rPr>
+        <w:t xml:space="preserve"> Banking Tech Awards 2024 — winning entry</w:t>
+      </w:r>
+      <w:r>
+        <w:br/>
+      </w:r>
+      <w:r>
+        <w:rPr>
+          <w:rFonts w:ascii="Consolas" w:cs="Consolas" w:eastAsia="Consolas" w:hAnsi="Consolas"/>
+          <w:color w:val="1A1D21"/>
+          <w:sz w:val="16"/>
+          <w:szCs w:val="16"/>
+        </w:rPr>
+        <w:t xml:space="preserve"> </w:t>
+      </w:r>
+      <w:r>
+        <w:rPr>
+          <w:rFonts w:ascii="Consolas" w:cs="Consolas" w:eastAsia="Consolas" w:hAnsi="Consolas"/>
+          <w:b/>
+          <w:bCs/>
+          <w:color w:val="1A1D21"/>
+          <w:sz w:val="16"/>
+          <w:szCs w:val="16"/>
+        </w:rPr>
+        <w:t xml:space="preserve">Issuer:</w:t>
+      </w:r>
+      <w:r>
+        <w:rPr>
+          <w:rFonts w:ascii="Consolas" w:cs="Consolas" w:eastAsia="Consolas" w:hAnsi="Consolas"/>
+          <w:color w:val="1A1D21"/>
+          <w:sz w:val="16"/>
+          <w:szCs w:val="16"/>
+        </w:rPr>
+        <w:t xml:space="preserve"> Banking Tech Awards (FinTech Futures)</w:t>
+      </w:r>
+      <w:r>
+        <w:br/>
+      </w:r>
+      <w:r>
+        <w:rPr>
+          <w:rFonts w:ascii="Consolas" w:cs="Consolas" w:eastAsia="Consolas" w:hAnsi="Consolas"/>
+          <w:color w:val="1A1D21"/>
+          <w:sz w:val="16"/>
+          <w:szCs w:val="16"/>
+        </w:rPr>
+        <w:t xml:space="preserve"> </w:t>
+      </w:r>
+      <w:r>
+        <w:rPr>
+          <w:rFonts w:ascii="Consolas" w:cs="Consolas" w:eastAsia="Consolas" w:hAnsi="Consolas"/>
+          <w:b/>
+          <w:bCs/>
+          <w:color w:val="1A1D21"/>
+          <w:sz w:val="16"/>
+          <w:szCs w:val="16"/>
+        </w:rPr>
+        <w:t xml:space="preserve">Issue date:</w:t>
+      </w:r>
+      <w:r>
+        <w:rPr>
+          <w:rFonts w:ascii="Consolas" w:cs="Consolas" w:eastAsia="Consolas" w:hAnsi="Consolas"/>
+          <w:color w:val="1A1D21"/>
+          <w:sz w:val="16"/>
+          <w:szCs w:val="16"/>
+        </w:rPr>
+        <w:t xml:space="preserve"> 2024</w:t>
+      </w:r>
+      <w:r>
+        <w:br/>
+      </w:r>
+      <w:r>
+        <w:rPr>
+          <w:rFonts w:ascii="Consolas" w:cs="Consolas" w:eastAsia="Consolas" w:hAnsi="Consolas"/>
+          <w:color w:val="1A1D21"/>
+          <w:sz w:val="16"/>
+          <w:szCs w:val="16"/>
+        </w:rPr>
+        <w:t xml:space="preserve"> </w:t>
+      </w:r>
+      <w:r>
+        <w:rPr>
+          <w:rFonts w:ascii="Consolas" w:cs="Consolas" w:eastAsia="Consolas" w:hAnsi="Consolas"/>
+          <w:b/>
+          <w:bCs/>
+          <w:color w:val="1A1D21"/>
+          <w:sz w:val="16"/>
+          <w:szCs w:val="16"/>
+        </w:rPr>
+        <w:t xml:space="preserve">Description:</w:t>
+      </w:r>
+      <w:r>
+        <w:rPr>
+          <w:rFonts w:ascii="Consolas" w:cs="Consolas" w:eastAsia="Consolas" w:hAnsi="Consolas"/>
+          <w:color w:val="1A1D21"/>
+          <w:sz w:val="16"/>
+          <w:szCs w:val="16"/>
+        </w:rPr>
+        <w:t xml:space="preserve"> Awarded to the self-serve fraud journey I architected as solution architect for a UK tier-1 retail bank — moving card freeze from an assisted call-centre process to one the customer completes end to end. The award was made to the programme; my contribution was the solution architecture.</w:t>
+      </w:r>
+    </w:p>
+    <w:p>
+      <w:pPr>
+        <w:keepLines/>
+        <w:pBdr>
+          <w:left w:val="single" w:color="0B5C4D" w:sz="20" w:space="4"/>
+        </w:pBdr>
+        <w:shd w:fill="F4F7F6" w:color="auto" w:val="clear"/>
+        <w:spacing w:after="80" w:before="0" w:line="233" w:lineRule="exact"/>
+        <w:ind w:left="180" w:right="180"/>
+      </w:pPr>
+      <w:r>
+        <w:rPr>
+          <w:rFonts w:ascii="Consolas" w:cs="Consolas" w:eastAsia="Consolas" w:hAnsi="Consolas"/>
+          <w:b/>
+          <w:bCs/>
+          <w:color w:val="1A1D21"/>
+          <w:sz w:val="16"/>
+          <w:szCs w:val="16"/>
+        </w:rPr>
+        <w:t xml:space="preserve">Title:</w:t>
+      </w:r>
+      <w:r>
+        <w:rPr>
+          <w:rFonts w:ascii="Consolas" w:cs="Consolas" w:eastAsia="Consolas" w:hAnsi="Consolas"/>
+          <w:color w:val="1A1D21"/>
+          <w:sz w:val="16"/>
+          <w:szCs w:val="16"/>
+        </w:rPr>
+        <w:t xml:space="preserve"> Card &amp; Payments Awards 2025 — winning entry</w:t>
+      </w:r>
+      <w:r>
+        <w:br/>
+      </w:r>
+      <w:r>
+        <w:rPr>
+          <w:rFonts w:ascii="Consolas" w:cs="Consolas" w:eastAsia="Consolas" w:hAnsi="Consolas"/>
+          <w:color w:val="1A1D21"/>
+          <w:sz w:val="16"/>
+          <w:szCs w:val="16"/>
+        </w:rPr>
+        <w:t xml:space="preserve"> </w:t>
+      </w:r>
+      <w:r>
+        <w:rPr>
+          <w:rFonts w:ascii="Consolas" w:cs="Consolas" w:eastAsia="Consolas" w:hAnsi="Consolas"/>
+          <w:b/>
+          <w:bCs/>
+          <w:color w:val="1A1D21"/>
+          <w:sz w:val="16"/>
+          <w:szCs w:val="16"/>
+        </w:rPr>
+        <w:t xml:space="preserve">Issuer:</w:t>
+      </w:r>
+      <w:r>
+        <w:rPr>
+          <w:rFonts w:ascii="Consolas" w:cs="Consolas" w:eastAsia="Consolas" w:hAnsi="Consolas"/>
+          <w:color w:val="1A1D21"/>
+          <w:sz w:val="16"/>
+          <w:szCs w:val="16"/>
+        </w:rPr>
+        <w:t xml:space="preserve"> The Card &amp; Payments Awards</w:t>
+      </w:r>
+      <w:r>
+        <w:br/>
+      </w:r>
+      <w:r>
+        <w:rPr>
+          <w:rFonts w:ascii="Consolas" w:cs="Consolas" w:eastAsia="Consolas" w:hAnsi="Consolas"/>
+          <w:color w:val="1A1D21"/>
+          <w:sz w:val="16"/>
+          <w:szCs w:val="16"/>
+        </w:rPr>
+        <w:t xml:space="preserve"> </w:t>
+      </w:r>
+      <w:r>
+        <w:rPr>
+          <w:rFonts w:ascii="Consolas" w:cs="Consolas" w:eastAsia="Consolas" w:hAnsi="Consolas"/>
+          <w:b/>
+          <w:bCs/>
+          <w:color w:val="1A1D21"/>
+          <w:sz w:val="16"/>
+          <w:szCs w:val="16"/>
+        </w:rPr>
+        <w:t xml:space="preserve">Issue date:</w:t>
+      </w:r>
+      <w:r>
+        <w:rPr>
+          <w:rFonts w:ascii="Consolas" w:cs="Consolas" w:eastAsia="Consolas" w:hAnsi="Consolas"/>
+          <w:color w:val="1A1D21"/>
+          <w:sz w:val="16"/>
+          <w:szCs w:val="16"/>
+        </w:rPr>
+        <w:t xml:space="preserve"> 2025</w:t>
+      </w:r>
+      <w:r>
+        <w:br/>
+      </w:r>
+      <w:r>
+        <w:rPr>
+          <w:rFonts w:ascii="Consolas" w:cs="Consolas" w:eastAsia="Consolas" w:hAnsi="Consolas"/>
+          <w:color w:val="1A1D21"/>
+          <w:sz w:val="16"/>
+          <w:szCs w:val="16"/>
+        </w:rPr>
+        <w:t xml:space="preserve"> </w:t>
+      </w:r>
+      <w:r>
+        <w:rPr>
+          <w:rFonts w:ascii="Consolas" w:cs="Consolas" w:eastAsia="Consolas" w:hAnsi="Consolas"/>
+          <w:b/>
+          <w:bCs/>
+          <w:color w:val="1A1D21"/>
+          <w:sz w:val="16"/>
+          <w:szCs w:val="16"/>
+        </w:rPr>
+        <w:t xml:space="preserve">Description:</w:t>
+      </w:r>
+      <w:r>
+        <w:rPr>
+          <w:rFonts w:ascii="Consolas" w:cs="Consolas" w:eastAsia="Consolas" w:hAnsi="Consolas"/>
+          <w:color w:val="1A1D21"/>
+          <w:sz w:val="16"/>
+          <w:szCs w:val="16"/>
+        </w:rPr>
+        <w:t xml:space="preserve"> Same self-serve fraud journey, recognised a second time the following year.</w:t>
       </w:r>
     </w:p>
     <w:p>
       <w:pPr>
         <w:spacing w:after="0" w:before="0" w:line="235" w:lineRule="exact"/>
+      </w:pPr>
+      <w:r>
+        <w:rPr>
+          <w:rFonts w:ascii="Arial" w:cs="Arial" w:eastAsia="Arial" w:hAnsi="Arial"/>
+          <w:b/>
+          <w:bCs/>
+          <w:color w:val="1A1D21"/>
+          <w:sz w:val="17"/>
+          <w:szCs w:val="17"/>
+        </w:rPr>
+        <w:t xml:space="preserve">Phrasing is deliberate — do not shorten it to "I won".</w:t>
+      </w:r>
+      <w:r>
+        <w:rPr>
+          <w:rFonts w:ascii="Arial" w:cs="Arial" w:eastAsia="Arial" w:hAnsi="Arial"/>
+          <w:color w:val="5A646C"/>
+          <w:sz w:val="17"/>
+          <w:szCs w:val="17"/>
+        </w:rPr>
+        <w:t xml:space="preserve"> Awards of this kind are made to the institution or the programme, not to an individual. "Awarded to the journey I architected", with the role stated, is both true and stronger: it survives the question an interviewer will actually ask. A bare "Banking Tech Awards 2024" under your name does not.</w:t>
+      </w:r>
+    </w:p>
+    <w:p>
+      <w:pPr>
+        <w:spacing w:after="0" w:before="60" w:line="235" w:lineRule="exact"/>
+      </w:pPr>
+      <w:r>
+        <w:rPr>
+          <w:rFonts w:ascii="Arial" w:cs="Arial" w:eastAsia="Arial" w:hAnsi="Arial"/>
+          <w:b/>
+          <w:bCs/>
+          <w:color w:val="1A1D21"/>
+          <w:sz w:val="17"/>
+          <w:szCs w:val="17"/>
+        </w:rPr>
+        <w:t xml:space="preserve">Confirm the citation before you publish these.</w:t>
+      </w:r>
+      <w:r>
+        <w:rPr>
+          <w:rFonts w:ascii="Arial" w:cs="Arial" w:eastAsia="Arial" w:hAnsi="Arial"/>
+          <w:color w:val="5A646C"/>
+          <w:sz w:val="17"/>
+          <w:szCs w:val="17"/>
+        </w:rPr>
+        <w:t xml:space="preserve"> You were unsure (2026-09-03) whether the published citation names this journey. That is tolerable in prose inside a job description; it is not tolerable in a structured Honors entry, which is exactly the field people verify. Ten minutes with the citation closes it. If it names the work differently, use their words.</w:t>
+      </w:r>
+    </w:p>
+    <w:p>
+      <w:pPr>
+        <w:spacing w:after="0" w:before="60" w:line="235" w:lineRule="exact"/>
       </w:pPr>
       <w:r>
         <w:rPr>
